--- a/docs/Rapport_Staging_Area_Sujet_4.docx
+++ b/docs/Rapport_Staging_Area_Sujet_4.docx
@@ -81,21 +81,7 @@
         <w:rPr>
           <w:lang w:val="fr-FR"/>
         </w:rPr>
-        <w:t xml:space="preserve">Rapport Technique – Partie </w:t>
-      </w:r>
-      <w:proofErr w:type="spellStart"/>
-      <w:r>
-        <w:rPr>
-          <w:lang w:val="fr-FR"/>
-        </w:rPr>
-        <w:t>Staging</w:t>
-      </w:r>
-      <w:proofErr w:type="spellEnd"/>
-      <w:r>
-        <w:rPr>
-          <w:lang w:val="fr-FR"/>
-        </w:rPr>
-        <w:t xml:space="preserve"> Area</w:t>
+        <w:t>Rapport Technique – Partie Staging Area</w:t>
       </w:r>
     </w:p>
     <w:p>
@@ -137,35 +123,7 @@
         <w:rPr>
           <w:lang w:val="fr-FR"/>
         </w:rPr>
-        <w:t xml:space="preserve">, nous avons conçu et mis en œuvre une </w:t>
-      </w:r>
-      <w:proofErr w:type="spellStart"/>
-      <w:r>
-        <w:rPr>
-          <w:lang w:val="fr-FR"/>
-        </w:rPr>
-        <w:t>Staging</w:t>
-      </w:r>
-      <w:proofErr w:type="spellEnd"/>
-      <w:r>
-        <w:rPr>
-          <w:lang w:val="fr-FR"/>
-        </w:rPr>
-        <w:t xml:space="preserve"> Area automatisée pour collecter, nettoyer, historiser et préparer les données </w:t>
-      </w:r>
-      <w:proofErr w:type="gramStart"/>
-      <w:r>
-        <w:rPr>
-          <w:lang w:val="fr-FR"/>
-        </w:rPr>
-        <w:t>métiers issues</w:t>
-      </w:r>
-      <w:proofErr w:type="gramEnd"/>
-      <w:r>
-        <w:rPr>
-          <w:lang w:val="fr-FR"/>
-        </w:rPr>
-        <w:t xml:space="preserve"> de fichiers CSV simulés. Cette zone de transit est une étape essentielle pour assurer l'intégrité et la qualité des données avant leur passage dans l'ODS ou le Data Warehouse.</w:t>
+        <w:t>, nous avons conçu et mis en œuvre une Staging Area automatisée pour collecter, nettoyer, historiser et préparer les données métiers issues de fichiers CSV simulés. Cette zone de transit est une étape essentielle pour assurer l'intégrité et la qualité des données avant leur passage dans l'ODS ou le Data Warehouse.</w:t>
       </w:r>
     </w:p>
     <w:p>
@@ -173,48 +131,7 @@
         <w:pStyle w:val="Heading1"/>
       </w:pPr>
       <w:r>
-        <w:t xml:space="preserve">🎯 </w:t>
-      </w:r>
-      <w:proofErr w:type="spellStart"/>
-      <w:r>
-        <w:t>Objectifs</w:t>
-      </w:r>
-      <w:proofErr w:type="spellEnd"/>
-      <w:r>
-        <w:t xml:space="preserve"> </w:t>
-      </w:r>
-      <w:proofErr w:type="spellStart"/>
-      <w:r>
-        <w:t>réalisés</w:t>
-      </w:r>
-      <w:proofErr w:type="spellEnd"/>
-    </w:p>
-    <w:p>
-      <w:pPr>
-        <w:pStyle w:val="ListBullet"/>
-        <w:rPr>
-          <w:lang w:val="fr-FR"/>
-        </w:rPr>
-      </w:pPr>
-      <w:r>
-        <w:rPr>
-          <w:lang w:val="fr-FR"/>
-        </w:rPr>
-        <w:t>Création de la base de données `</w:t>
-      </w:r>
-      <w:proofErr w:type="spellStart"/>
-      <w:r>
-        <w:rPr>
-          <w:lang w:val="fr-FR"/>
-        </w:rPr>
-        <w:t>Staging_Test</w:t>
-      </w:r>
-      <w:proofErr w:type="spellEnd"/>
-      <w:r>
-        <w:rPr>
-          <w:lang w:val="fr-FR"/>
-        </w:rPr>
-        <w:t>` dans SQL Server</w:t>
+        <w:t>🎯 Objectifs réalisés</w:t>
       </w:r>
     </w:p>
     <w:p>
@@ -228,7 +145,33 @@
         <w:rPr>
           <w:lang w:val="fr-FR"/>
         </w:rPr>
-        <w:t>Création de 12 tables métiers (Joueurs, Matchs, Examens...)</w:t>
+        <w:t>Création de la base de données `Staging_Test` dans SQL Server</w:t>
+      </w:r>
+    </w:p>
+    <w:p>
+      <w:pPr>
+        <w:pStyle w:val="ListBullet"/>
+        <w:rPr>
+          <w:lang w:val="fr-FR"/>
+        </w:rPr>
+      </w:pPr>
+      <w:r>
+        <w:rPr>
+          <w:lang w:val="fr-FR"/>
+        </w:rPr>
+        <w:t>Création de 1</w:t>
+      </w:r>
+      <w:r>
+        <w:rPr>
+          <w:lang w:val="fr-FR"/>
+        </w:rPr>
+        <w:t>4</w:t>
+      </w:r>
+      <w:r>
+        <w:rPr>
+          <w:lang w:val="fr-FR"/>
+        </w:rPr>
+        <w:t xml:space="preserve"> tables métiers (Joueurs, Matchs, Examens...)</w:t>
       </w:r>
     </w:p>
     <w:p>
@@ -256,21 +199,7 @@
         <w:rPr>
           <w:lang w:val="fr-FR"/>
         </w:rPr>
-        <w:t>Développement d’un pipeline Python générique (</w:t>
-      </w:r>
-      <w:proofErr w:type="spellStart"/>
-      <w:r>
-        <w:rPr>
-          <w:lang w:val="fr-FR"/>
-        </w:rPr>
-        <w:t>Jupyter</w:t>
-      </w:r>
-      <w:proofErr w:type="spellEnd"/>
-      <w:r>
-        <w:rPr>
-          <w:lang w:val="fr-FR"/>
-        </w:rPr>
-        <w:t xml:space="preserve"> Notebook) pour l’historisation</w:t>
+        <w:t>Développement d’un pipeline Python générique (Jupyter Notebook) pour l’historisation</w:t>
       </w:r>
     </w:p>
     <w:p>
@@ -298,29 +227,7 @@
         <w:rPr>
           <w:lang w:val="fr-FR"/>
         </w:rPr>
-        <w:t>Généralisation via un fichier de configuration `</w:t>
-      </w:r>
-      <w:proofErr w:type="spellStart"/>
-      <w:r>
-        <w:rPr>
-          <w:lang w:val="fr-FR"/>
-        </w:rPr>
-        <w:t>staging_</w:t>
-      </w:r>
-      <w:proofErr w:type="gramStart"/>
-      <w:r>
-        <w:rPr>
-          <w:lang w:val="fr-FR"/>
-        </w:rPr>
-        <w:t>config.json</w:t>
-      </w:r>
-      <w:proofErr w:type="spellEnd"/>
-      <w:proofErr w:type="gramEnd"/>
-      <w:r>
-        <w:rPr>
-          <w:lang w:val="fr-FR"/>
-        </w:rPr>
-        <w:t>`</w:t>
+        <w:t>Généralisation via un fichier de configuration `staging_config.json`</w:t>
       </w:r>
     </w:p>
     <w:p>
@@ -334,21 +241,7 @@
         <w:rPr>
           <w:lang w:val="fr-FR"/>
         </w:rPr>
-        <w:t>Automatisation complète via un système de surveillance avec `</w:t>
-      </w:r>
-      <w:proofErr w:type="spellStart"/>
-      <w:r>
-        <w:rPr>
-          <w:lang w:val="fr-FR"/>
-        </w:rPr>
-        <w:t>watchdog</w:t>
-      </w:r>
-      <w:proofErr w:type="spellEnd"/>
-      <w:r>
-        <w:rPr>
-          <w:lang w:val="fr-FR"/>
-        </w:rPr>
-        <w:t>`</w:t>
+        <w:t>Automatisation complète via un système de surveillance avec `watchdog`</w:t>
       </w:r>
     </w:p>
     <w:p>
@@ -387,84 +280,10 @@
         <w:rPr>
           <w:lang w:val="fr-FR"/>
         </w:rPr>
-        <w:t xml:space="preserve">Nous avons adopté une stratégie d’historisation de type </w:t>
-      </w:r>
-      <w:proofErr w:type="spellStart"/>
-      <w:r>
-        <w:rPr>
-          <w:lang w:val="fr-FR"/>
-        </w:rPr>
-        <w:t>Slowly</w:t>
-      </w:r>
-      <w:proofErr w:type="spellEnd"/>
-      <w:r>
-        <w:rPr>
-          <w:lang w:val="fr-FR"/>
-        </w:rPr>
-        <w:t xml:space="preserve"> </w:t>
-      </w:r>
-      <w:proofErr w:type="spellStart"/>
-      <w:r>
-        <w:rPr>
-          <w:lang w:val="fr-FR"/>
-        </w:rPr>
-        <w:t>Changing</w:t>
-      </w:r>
-      <w:proofErr w:type="spellEnd"/>
-      <w:r>
-        <w:rPr>
-          <w:lang w:val="fr-FR"/>
-        </w:rPr>
-        <w:t xml:space="preserve"> Dimension Type 2 (SCD2) pour conserver toutes les versions de chaque ligne. À chaque changement détecté, l’ancienne ligne est clôturée (`</w:t>
-      </w:r>
-      <w:proofErr w:type="spellStart"/>
-      <w:r>
-        <w:rPr>
-          <w:lang w:val="fr-FR"/>
-        </w:rPr>
-        <w:t>Date_Fin</w:t>
-      </w:r>
-      <w:proofErr w:type="spellEnd"/>
-      <w:r>
-        <w:rPr>
-          <w:lang w:val="fr-FR"/>
-        </w:rPr>
-        <w:t xml:space="preserve">`, `Actif = 0`) et une nouvelle version est insérée avec `Actif = 1`. </w:t>
+        <w:t xml:space="preserve">Nous avons adopté une stratégie d’historisation de type Slowly Changing Dimension Type 2 (SCD2) pour conserver toutes les versions de chaque ligne. À chaque changement détecté, l’ancienne ligne est clôturée (`Date_Fin`, `Actif = 0`) et une nouvelle version est insérée avec `Actif = 1`. </w:t>
       </w:r>
       <w:r>
-        <w:t xml:space="preserve">Les </w:t>
-      </w:r>
-      <w:proofErr w:type="spellStart"/>
-      <w:r>
-        <w:t>colonnes</w:t>
-      </w:r>
-      <w:proofErr w:type="spellEnd"/>
-      <w:r>
-        <w:t xml:space="preserve"> </w:t>
-      </w:r>
-      <w:proofErr w:type="spellStart"/>
-      <w:r>
-        <w:t>suivantes</w:t>
-      </w:r>
-      <w:proofErr w:type="spellEnd"/>
-      <w:r>
-        <w:t xml:space="preserve"> </w:t>
-      </w:r>
-      <w:proofErr w:type="spellStart"/>
-      <w:r>
-        <w:t>ont</w:t>
-      </w:r>
-      <w:proofErr w:type="spellEnd"/>
-      <w:r>
-        <w:t xml:space="preserve"> </w:t>
-      </w:r>
-      <w:proofErr w:type="spellStart"/>
-      <w:r>
-        <w:t>été</w:t>
-      </w:r>
-      <w:proofErr w:type="spellEnd"/>
-      <w:r>
-        <w:t xml:space="preserve"> ajoutées à chaque table :</w:t>
+        <w:t>Les colonnes suivantes ont été ajoutées à chaque table :</w:t>
       </w:r>
     </w:p>
     <w:p>
@@ -525,66 +344,14 @@
         <w:rPr>
           <w:lang w:val="fr-FR"/>
         </w:rPr>
-        <w:t>Un notebook spécifique `</w:t>
-      </w:r>
-      <w:proofErr w:type="spellStart"/>
-      <w:proofErr w:type="gramStart"/>
-      <w:r>
-        <w:rPr>
-          <w:lang w:val="fr-FR"/>
-        </w:rPr>
-        <w:t>surveillance.ipynb</w:t>
-      </w:r>
-      <w:proofErr w:type="spellEnd"/>
-      <w:proofErr w:type="gramEnd"/>
-      <w:r>
-        <w:rPr>
-          <w:lang w:val="fr-FR"/>
-        </w:rPr>
-        <w:t>` utilise la librairie `</w:t>
-      </w:r>
-      <w:proofErr w:type="spellStart"/>
-      <w:r>
-        <w:rPr>
-          <w:lang w:val="fr-FR"/>
-        </w:rPr>
-        <w:t>watchdog</w:t>
-      </w:r>
-      <w:proofErr w:type="spellEnd"/>
-      <w:r>
-        <w:rPr>
-          <w:lang w:val="fr-FR"/>
-        </w:rPr>
-        <w:t xml:space="preserve">` pour détecter en temps réel toute modification ou ajout de fichier `.csv` dans le dossier `/Data`. Dès qu’un </w:t>
+        <w:t xml:space="preserve">Un notebook spécifique `surveillance.ipynb` utilise la librairie `watchdog` pour détecter en temps réel toute modification ou ajout de fichier `.csv` dans le dossier `/Data`. Dès qu’un </w:t>
       </w:r>
       <w:r>
         <w:rPr>
           <w:lang w:val="fr-FR"/>
         </w:rPr>
         <w:lastRenderedPageBreak/>
-        <w:t>changement est détecté, le pipeline principal `</w:t>
-      </w:r>
-      <w:proofErr w:type="spellStart"/>
-      <w:r>
-        <w:rPr>
-          <w:lang w:val="fr-FR"/>
-        </w:rPr>
-        <w:t>staging_loader_</w:t>
-      </w:r>
-      <w:proofErr w:type="gramStart"/>
-      <w:r>
-        <w:rPr>
-          <w:lang w:val="fr-FR"/>
-        </w:rPr>
-        <w:t>test.ipynb</w:t>
-      </w:r>
-      <w:proofErr w:type="spellEnd"/>
-      <w:proofErr w:type="gramEnd"/>
-      <w:r>
-        <w:rPr>
-          <w:lang w:val="fr-FR"/>
-        </w:rPr>
-        <w:t>` est exécuté automatiquement.</w:t>
+        <w:t>changement est détecté, le pipeline principal `staging_loader_test.ipynb` est exécuté automatiquement.</w:t>
       </w:r>
     </w:p>
     <w:p>
@@ -592,21 +359,8 @@
         <w:pStyle w:val="Heading1"/>
       </w:pPr>
       <w:r>
-        <w:t xml:space="preserve">🧠 Tables </w:t>
+        <w:t>🧠 Tables référentielles utilisées</w:t>
       </w:r>
-      <w:proofErr w:type="spellStart"/>
-      <w:r>
-        <w:t>référentielles</w:t>
-      </w:r>
-      <w:proofErr w:type="spellEnd"/>
-      <w:r>
-        <w:t xml:space="preserve"> </w:t>
-      </w:r>
-      <w:proofErr w:type="spellStart"/>
-      <w:r>
-        <w:t>utilisées</w:t>
-      </w:r>
-      <w:proofErr w:type="spellEnd"/>
     </w:p>
     <w:tbl>
       <w:tblPr>
@@ -642,13 +396,8 @@
               <w:cnfStyle w:val="100000000000" w:firstRow="1" w:lastRow="0" w:firstColumn="0" w:lastColumn="0" w:oddVBand="0" w:evenVBand="0" w:oddHBand="0" w:evenHBand="0" w:firstRowFirstColumn="0" w:firstRowLastColumn="0" w:lastRowFirstColumn="0" w:lastRowLastColumn="0"/>
             </w:pPr>
             <w:r>
-              <w:t xml:space="preserve">Champs </w:t>
+              <w:t>Champs concernés</w:t>
             </w:r>
-            <w:proofErr w:type="spellStart"/>
-            <w:r>
-              <w:t>concernés</w:t>
-            </w:r>
-            <w:proofErr w:type="spellEnd"/>
           </w:p>
         </w:tc>
       </w:tr>
